--- a/CI_CDwithGitLabOnUbuntu.docx
+++ b/CI_CDwithGitLabOnUbuntu.docx
@@ -365,7 +365,29 @@
                 <w:szCs w:val="24"/>
                 <w14:ligatures w14:val="none"/>
               </w:rPr>
-              <w:t>Before setting up the CI/CD pipeline, ensure your application runs via a Dockerfile. Docker allows you to package your application with all its dependencies, ensuring consistency across different environments.</w:t>
+              <w:t xml:space="preserve">Before setting up the CI/CD pipeline, ensure your application runs via a </w:t>
+            </w:r>
+            <w:proofErr w:type="spellStart"/>
+            <w:r>
+              <w:rPr>
+                <w:rFonts w:eastAsia="Times New Roman" w:cstheme="minorHAnsi"/>
+                <w:kern w:val="0"/>
+                <w:sz w:val="24"/>
+                <w:szCs w:val="24"/>
+                <w14:ligatures w14:val="none"/>
+              </w:rPr>
+              <w:t>Dockerfile</w:t>
+            </w:r>
+            <w:proofErr w:type="spellEnd"/>
+            <w:r>
+              <w:rPr>
+                <w:rFonts w:eastAsia="Times New Roman" w:cstheme="minorHAnsi"/>
+                <w:kern w:val="0"/>
+                <w:sz w:val="24"/>
+                <w:szCs w:val="24"/>
+                <w14:ligatures w14:val="none"/>
+              </w:rPr>
+              <w:t>. Docker allows you to package your application with all its dependencies, ensuring consistency across different environments.</w:t>
             </w:r>
             <w:r>
               <w:rPr>
@@ -501,6 +523,7 @@
               </w:rPr>
               <w:t xml:space="preserve"> - </w:t>
             </w:r>
+            <w:proofErr w:type="spellStart"/>
             <w:r>
               <w:rPr>
                 <w:rFonts w:cstheme="minorHAnsi"/>
@@ -509,7 +532,18 @@
                 <w:sz w:val="24"/>
                 <w:szCs w:val="24"/>
               </w:rPr>
-              <w:t>DockerFile in your project</w:t>
+              <w:t>DockerFile</w:t>
+            </w:r>
+            <w:proofErr w:type="spellEnd"/>
+            <w:r>
+              <w:rPr>
+                <w:rFonts w:cstheme="minorHAnsi"/>
+                <w:b/>
+                <w:bCs/>
+                <w:sz w:val="24"/>
+                <w:szCs w:val="24"/>
+              </w:rPr>
+              <w:t xml:space="preserve"> in your project</w:t>
             </w:r>
           </w:p>
         </w:tc>
@@ -553,7 +587,25 @@
                 <w:sz w:val="24"/>
                 <w:szCs w:val="24"/>
               </w:rPr>
-              <w:t xml:space="preserve"> via Dockerfile.</w:t>
+              <w:t xml:space="preserve"> via </w:t>
+            </w:r>
+            <w:proofErr w:type="spellStart"/>
+            <w:r>
+              <w:rPr>
+                <w:rFonts w:cstheme="minorHAnsi"/>
+                <w:sz w:val="24"/>
+                <w:szCs w:val="24"/>
+              </w:rPr>
+              <w:t>Dockerfile</w:t>
+            </w:r>
+            <w:proofErr w:type="spellEnd"/>
+            <w:r>
+              <w:rPr>
+                <w:rFonts w:cstheme="minorHAnsi"/>
+                <w:sz w:val="24"/>
+                <w:szCs w:val="24"/>
+              </w:rPr>
+              <w:t>.</w:t>
             </w:r>
             <w:r>
               <w:rPr>
@@ -743,8 +795,21 @@
                 <w:szCs w:val="24"/>
                 <w14:ligatures w14:val="none"/>
               </w:rPr>
-              <w:t xml:space="preserve"> your_user_name@your_server_IP</w:t>
-            </w:r>
+              <w:t xml:space="preserve"> </w:t>
+            </w:r>
+            <w:proofErr w:type="spellStart"/>
+            <w:r>
+              <w:rPr>
+                <w:rFonts w:eastAsia="Times New Roman" w:cstheme="minorHAnsi"/>
+                <w:color w:val="11192E"/>
+                <w:kern w:val="0"/>
+                <w:sz w:val="24"/>
+                <w:szCs w:val="24"/>
+                <w14:ligatures w14:val="none"/>
+              </w:rPr>
+              <w:t>your_user_name@your_server_IP</w:t>
+            </w:r>
+            <w:proofErr w:type="spellEnd"/>
           </w:p>
           <w:p>
             <w:pPr>
@@ -813,7 +878,47 @@
                 <w:szCs w:val="24"/>
                 <w:shd w:val="clear" w:color="auto" w:fill="E7E6E6" w:themeFill="background2"/>
               </w:rPr>
-              <w:t xml:space="preserve">                 systemctl status gitlab-runner</w:t>
+              <w:t xml:space="preserve">                 </w:t>
+            </w:r>
+            <w:proofErr w:type="spellStart"/>
+            <w:r>
+              <w:rPr>
+                <w:rFonts w:cstheme="minorHAnsi"/>
+                <w:sz w:val="24"/>
+                <w:szCs w:val="24"/>
+                <w:shd w:val="clear" w:color="auto" w:fill="E7E6E6" w:themeFill="background2"/>
+              </w:rPr>
+              <w:t>systemctl</w:t>
+            </w:r>
+            <w:proofErr w:type="spellEnd"/>
+            <w:r>
+              <w:rPr>
+                <w:rFonts w:cstheme="minorHAnsi"/>
+                <w:sz w:val="24"/>
+                <w:szCs w:val="24"/>
+                <w:shd w:val="clear" w:color="auto" w:fill="E7E6E6" w:themeFill="background2"/>
+              </w:rPr>
+              <w:t xml:space="preserve"> status </w:t>
+            </w:r>
+            <w:proofErr w:type="spellStart"/>
+            <w:r>
+              <w:rPr>
+                <w:rFonts w:cstheme="minorHAnsi"/>
+                <w:sz w:val="24"/>
+                <w:szCs w:val="24"/>
+                <w:shd w:val="clear" w:color="auto" w:fill="E7E6E6" w:themeFill="background2"/>
+              </w:rPr>
+              <w:t>gitlab</w:t>
+            </w:r>
+            <w:proofErr w:type="spellEnd"/>
+            <w:r>
+              <w:rPr>
+                <w:rFonts w:cstheme="minorHAnsi"/>
+                <w:sz w:val="24"/>
+                <w:szCs w:val="24"/>
+                <w:shd w:val="clear" w:color="auto" w:fill="E7E6E6" w:themeFill="background2"/>
+              </w:rPr>
+              <w:t>-runner</w:t>
             </w:r>
           </w:p>
           <w:p>
@@ -997,6 +1102,7 @@
               </w:rPr>
               <w:t>In order to install the </w:t>
             </w:r>
+            <w:proofErr w:type="spellStart"/>
             <w:r>
               <w:rPr>
                 <w:rStyle w:val="HTMLCode"/>
@@ -1006,7 +1112,19 @@
                 <w:szCs w:val="24"/>
                 <w:shd w:val="clear" w:color="auto" w:fill="E3E8F4"/>
               </w:rPr>
-              <w:t>gitlab-runner</w:t>
+              <w:t>gitlab</w:t>
+            </w:r>
+            <w:proofErr w:type="spellEnd"/>
+            <w:r>
+              <w:rPr>
+                <w:rStyle w:val="HTMLCode"/>
+                <w:rFonts w:asciiTheme="minorHAnsi" w:eastAsiaTheme="minorHAnsi" w:hAnsiTheme="minorHAnsi" w:cstheme="minorHAnsi"/>
+                <w:color w:val="24335A"/>
+                <w:sz w:val="24"/>
+                <w:szCs w:val="24"/>
+                <w:shd w:val="clear" w:color="auto" w:fill="E3E8F4"/>
+              </w:rPr>
+              <w:t>-runner</w:t>
             </w:r>
             <w:r>
               <w:rPr>
@@ -1043,7 +1161,29 @@
                 <w:szCs w:val="24"/>
                 <w:shd w:val="clear" w:color="auto" w:fill="E7E6E6" w:themeFill="background2"/>
               </w:rPr>
-              <w:t>curl -L "https://packages.gitlab.com/install/repositories/runner/gitlab-runner/script.deb.sh" | sudo bash</w:t>
+              <w:t xml:space="preserve">curl -L "https://packages.gitlab.com/install/repositories/runner/gitlab-runner/script.deb.sh" | </w:t>
+            </w:r>
+            <w:proofErr w:type="spellStart"/>
+            <w:r>
+              <w:rPr>
+                <w:rFonts w:cstheme="minorHAnsi"/>
+                <w:color w:val="4D5B7C"/>
+                <w:sz w:val="24"/>
+                <w:szCs w:val="24"/>
+                <w:shd w:val="clear" w:color="auto" w:fill="E7E6E6" w:themeFill="background2"/>
+              </w:rPr>
+              <w:t>sudo</w:t>
+            </w:r>
+            <w:proofErr w:type="spellEnd"/>
+            <w:r>
+              <w:rPr>
+                <w:rFonts w:cstheme="minorHAnsi"/>
+                <w:color w:val="4D5B7C"/>
+                <w:sz w:val="24"/>
+                <w:szCs w:val="24"/>
+                <w:shd w:val="clear" w:color="auto" w:fill="E7E6E6" w:themeFill="background2"/>
+              </w:rPr>
+              <w:t xml:space="preserve"> bash</w:t>
             </w:r>
           </w:p>
           <w:p>
@@ -1141,6 +1281,7 @@
               </w:rPr>
               <w:t>To install the </w:t>
             </w:r>
+            <w:proofErr w:type="spellStart"/>
             <w:r>
               <w:rPr>
                 <w:rStyle w:val="HTMLCode"/>
@@ -1150,7 +1291,19 @@
                 <w:szCs w:val="24"/>
                 <w:shd w:val="clear" w:color="auto" w:fill="E3E8F4"/>
               </w:rPr>
-              <w:t>gitlab-runner</w:t>
+              <w:t>gitlab</w:t>
+            </w:r>
+            <w:proofErr w:type="spellEnd"/>
+            <w:r>
+              <w:rPr>
+                <w:rStyle w:val="HTMLCode"/>
+                <w:rFonts w:asciiTheme="minorHAnsi" w:eastAsiaTheme="minorHAnsi" w:hAnsiTheme="minorHAnsi" w:cstheme="minorHAnsi"/>
+                <w:color w:val="24335A"/>
+                <w:sz w:val="24"/>
+                <w:szCs w:val="24"/>
+                <w:shd w:val="clear" w:color="auto" w:fill="E3E8F4"/>
+              </w:rPr>
+              <w:t>-runner</w:t>
             </w:r>
             <w:r>
               <w:rPr>
@@ -1187,7 +1340,51 @@
                 <w:szCs w:val="24"/>
                 <w:shd w:val="clear" w:color="auto" w:fill="E7E6E6" w:themeFill="background2"/>
               </w:rPr>
-              <w:t xml:space="preserve">    sudo apt-get install gitlab-runner</w:t>
+              <w:t xml:space="preserve">    </w:t>
+            </w:r>
+            <w:proofErr w:type="spellStart"/>
+            <w:r>
+              <w:rPr>
+                <w:rFonts w:cstheme="minorHAnsi"/>
+                <w:color w:val="4D5B7C"/>
+                <w:sz w:val="24"/>
+                <w:szCs w:val="24"/>
+                <w:shd w:val="clear" w:color="auto" w:fill="E7E6E6" w:themeFill="background2"/>
+              </w:rPr>
+              <w:t>sudo</w:t>
+            </w:r>
+            <w:proofErr w:type="spellEnd"/>
+            <w:r>
+              <w:rPr>
+                <w:rFonts w:cstheme="minorHAnsi"/>
+                <w:color w:val="4D5B7C"/>
+                <w:sz w:val="24"/>
+                <w:szCs w:val="24"/>
+                <w:shd w:val="clear" w:color="auto" w:fill="E7E6E6" w:themeFill="background2"/>
+              </w:rPr>
+              <w:t xml:space="preserve"> apt-get install </w:t>
+            </w:r>
+            <w:proofErr w:type="spellStart"/>
+            <w:r>
+              <w:rPr>
+                <w:rFonts w:cstheme="minorHAnsi"/>
+                <w:color w:val="4D5B7C"/>
+                <w:sz w:val="24"/>
+                <w:szCs w:val="24"/>
+                <w:shd w:val="clear" w:color="auto" w:fill="E7E6E6" w:themeFill="background2"/>
+              </w:rPr>
+              <w:t>gitlab</w:t>
+            </w:r>
+            <w:proofErr w:type="spellEnd"/>
+            <w:r>
+              <w:rPr>
+                <w:rFonts w:cstheme="minorHAnsi"/>
+                <w:color w:val="4D5B7C"/>
+                <w:sz w:val="24"/>
+                <w:szCs w:val="24"/>
+                <w:shd w:val="clear" w:color="auto" w:fill="E7E6E6" w:themeFill="background2"/>
+              </w:rPr>
+              <w:t>-runner</w:t>
             </w:r>
           </w:p>
         </w:tc>
@@ -1689,6 +1886,7 @@
               </w:rPr>
               <w:t> and </w:t>
             </w:r>
+            <w:proofErr w:type="spellStart"/>
             <w:r>
               <w:rPr>
                 <w:rFonts w:eastAsia="Times New Roman" w:cstheme="minorHAnsi"/>
@@ -1701,6 +1899,7 @@
               </w:rPr>
               <w:t>project_token</w:t>
             </w:r>
+            <w:proofErr w:type="spellEnd"/>
             <w:r>
               <w:rPr>
                 <w:rFonts w:eastAsia="Times New Roman" w:cstheme="minorHAnsi"/>
@@ -1741,7 +1940,7 @@
               </w:rPr>
               <w:lastRenderedPageBreak/>
               <w:drawing>
-                <wp:inline distT="0" distB="0" distL="0" distR="0" wp14:anchorId="439E396F" wp14:editId="68DA8DEE">
+                <wp:inline distT="0" distB="0" distL="0" distR="0" wp14:anchorId="439E396F" wp14:editId="3B3726BF">
                   <wp:extent cx="5016500" cy="2774950"/>
                   <wp:effectExtent l="0" t="0" r="0" b="6350"/>
                   <wp:docPr id="778542589" name="Picture 1" descr="The runners section in the ci/cd settings with the copy token button"/>
@@ -1858,6 +2057,279 @@
               </w:rPr>
               <w:br/>
             </w:r>
+          </w:p>
+          <w:p>
+            <w:pPr>
+              <w:rPr>
+                <w:rFonts w:cstheme="minorHAnsi"/>
+                <w:color w:val="4D5B7C"/>
+                <w:sz w:val="24"/>
+                <w:szCs w:val="24"/>
+              </w:rPr>
+            </w:pPr>
+          </w:p>
+          <w:p>
+            <w:pPr>
+              <w:rPr>
+                <w:rFonts w:cstheme="minorHAnsi"/>
+                <w:color w:val="4D5B7C"/>
+                <w:sz w:val="24"/>
+                <w:szCs w:val="24"/>
+              </w:rPr>
+            </w:pPr>
+            <w:proofErr w:type="spellStart"/>
+            <w:r>
+              <w:rPr>
+                <w:rFonts w:cstheme="minorHAnsi"/>
+                <w:color w:val="4D5B7C"/>
+                <w:sz w:val="24"/>
+                <w:szCs w:val="24"/>
+              </w:rPr>
+              <w:t>sudo</w:t>
+            </w:r>
+            <w:proofErr w:type="spellEnd"/>
+            <w:r>
+              <w:rPr>
+                <w:rFonts w:cstheme="minorHAnsi"/>
+                <w:color w:val="4D5B7C"/>
+                <w:sz w:val="24"/>
+                <w:szCs w:val="24"/>
+              </w:rPr>
+              <w:t xml:space="preserve"> </w:t>
+            </w:r>
+            <w:proofErr w:type="spellStart"/>
+            <w:r>
+              <w:rPr>
+                <w:rFonts w:cstheme="minorHAnsi"/>
+                <w:color w:val="4D5B7C"/>
+                <w:sz w:val="24"/>
+                <w:szCs w:val="24"/>
+              </w:rPr>
+              <w:t>gitlab</w:t>
+            </w:r>
+            <w:proofErr w:type="spellEnd"/>
+            <w:r>
+              <w:rPr>
+                <w:rFonts w:cstheme="minorHAnsi"/>
+                <w:color w:val="4D5B7C"/>
+                <w:sz w:val="24"/>
+                <w:szCs w:val="24"/>
+              </w:rPr>
+              <w:t>-runner register -n \</w:t>
+            </w:r>
+          </w:p>
+          <w:p>
+            <w:pPr>
+              <w:rPr>
+                <w:rFonts w:cstheme="minorHAnsi"/>
+                <w:color w:val="4D5B7C"/>
+                <w:sz w:val="24"/>
+                <w:szCs w:val="24"/>
+              </w:rPr>
+            </w:pPr>
+            <w:r>
+              <w:rPr>
+                <w:rFonts w:cstheme="minorHAnsi"/>
+                <w:color w:val="4D5B7C"/>
+                <w:sz w:val="24"/>
+                <w:szCs w:val="24"/>
+              </w:rPr>
+              <w:t xml:space="preserve">  --</w:t>
+            </w:r>
+            <w:proofErr w:type="spellStart"/>
+            <w:r>
+              <w:rPr>
+                <w:rFonts w:cstheme="minorHAnsi"/>
+                <w:color w:val="4D5B7C"/>
+                <w:sz w:val="24"/>
+                <w:szCs w:val="24"/>
+              </w:rPr>
+              <w:t>url</w:t>
+            </w:r>
+            <w:proofErr w:type="spellEnd"/>
+            <w:r>
+              <w:rPr>
+                <w:rFonts w:cstheme="minorHAnsi"/>
+                <w:color w:val="4D5B7C"/>
+                <w:sz w:val="24"/>
+                <w:szCs w:val="24"/>
+              </w:rPr>
+              <w:t xml:space="preserve"> "https://syn-gitlab.tms-orbcomm.com:8800" \</w:t>
+            </w:r>
+          </w:p>
+          <w:p>
+            <w:pPr>
+              <w:rPr>
+                <w:rFonts w:cstheme="minorHAnsi"/>
+                <w:color w:val="4D5B7C"/>
+                <w:sz w:val="24"/>
+                <w:szCs w:val="24"/>
+              </w:rPr>
+            </w:pPr>
+            <w:r>
+              <w:rPr>
+                <w:rFonts w:cstheme="minorHAnsi"/>
+                <w:color w:val="4D5B7C"/>
+                <w:sz w:val="24"/>
+                <w:szCs w:val="24"/>
+              </w:rPr>
+              <w:t xml:space="preserve">  --registration-token "glrt-t3_gRi8rSt3jGfKCPAMzyyo" \</w:t>
+            </w:r>
+          </w:p>
+          <w:p>
+            <w:pPr>
+              <w:rPr>
+                <w:rFonts w:cstheme="minorHAnsi"/>
+                <w:color w:val="4D5B7C"/>
+                <w:sz w:val="24"/>
+                <w:szCs w:val="24"/>
+              </w:rPr>
+            </w:pPr>
+            <w:r>
+              <w:rPr>
+                <w:rFonts w:cstheme="minorHAnsi"/>
+                <w:color w:val="4D5B7C"/>
+                <w:sz w:val="24"/>
+                <w:szCs w:val="24"/>
+              </w:rPr>
+              <w:t xml:space="preserve">  --executor "docker" \</w:t>
+            </w:r>
+          </w:p>
+          <w:p>
+            <w:pPr>
+              <w:rPr>
+                <w:rFonts w:cstheme="minorHAnsi"/>
+                <w:color w:val="4D5B7C"/>
+                <w:sz w:val="24"/>
+                <w:szCs w:val="24"/>
+              </w:rPr>
+            </w:pPr>
+            <w:r>
+              <w:rPr>
+                <w:rFonts w:cstheme="minorHAnsi"/>
+                <w:color w:val="4D5B7C"/>
+                <w:sz w:val="24"/>
+                <w:szCs w:val="24"/>
+              </w:rPr>
+              <w:t xml:space="preserve">  --description "Automated billing system" \</w:t>
+            </w:r>
+          </w:p>
+          <w:p>
+            <w:pPr>
+              <w:rPr>
+                <w:rFonts w:cstheme="minorHAnsi"/>
+                <w:color w:val="4D5B7C"/>
+                <w:sz w:val="24"/>
+                <w:szCs w:val="24"/>
+              </w:rPr>
+            </w:pPr>
+            <w:r>
+              <w:rPr>
+                <w:rFonts w:cstheme="minorHAnsi"/>
+                <w:color w:val="4D5B7C"/>
+                <w:sz w:val="24"/>
+                <w:szCs w:val="24"/>
+              </w:rPr>
+              <w:t xml:space="preserve">  --docker-image "</w:t>
+            </w:r>
+            <w:proofErr w:type="spellStart"/>
+            <w:r>
+              <w:rPr>
+                <w:rFonts w:cstheme="minorHAnsi"/>
+                <w:color w:val="4D5B7C"/>
+                <w:sz w:val="24"/>
+                <w:szCs w:val="24"/>
+              </w:rPr>
+              <w:t>docker:stable</w:t>
+            </w:r>
+            <w:proofErr w:type="spellEnd"/>
+            <w:r>
+              <w:rPr>
+                <w:rFonts w:cstheme="minorHAnsi"/>
+                <w:color w:val="4D5B7C"/>
+                <w:sz w:val="24"/>
+                <w:szCs w:val="24"/>
+              </w:rPr>
+              <w:t>" \</w:t>
+            </w:r>
+          </w:p>
+          <w:p>
+            <w:pPr>
+              <w:rPr>
+                <w:rFonts w:cstheme="minorHAnsi"/>
+                <w:color w:val="4D5B7C"/>
+                <w:sz w:val="24"/>
+                <w:szCs w:val="24"/>
+              </w:rPr>
+            </w:pPr>
+            <w:r>
+              <w:rPr>
+                <w:rFonts w:cstheme="minorHAnsi"/>
+                <w:color w:val="4D5B7C"/>
+                <w:sz w:val="24"/>
+                <w:szCs w:val="24"/>
+              </w:rPr>
+              <w:t xml:space="preserve">  --tag-list "</w:t>
+            </w:r>
+            <w:proofErr w:type="spellStart"/>
+            <w:r>
+              <w:rPr>
+                <w:rFonts w:cstheme="minorHAnsi"/>
+                <w:color w:val="4D5B7C"/>
+                <w:sz w:val="24"/>
+                <w:szCs w:val="24"/>
+              </w:rPr>
+              <w:t>automatedbilling</w:t>
+            </w:r>
+            <w:proofErr w:type="spellEnd"/>
+            <w:r>
+              <w:rPr>
+                <w:rFonts w:cstheme="minorHAnsi"/>
+                <w:color w:val="4D5B7C"/>
+                <w:sz w:val="24"/>
+                <w:szCs w:val="24"/>
+              </w:rPr>
+              <w:t>" \</w:t>
+            </w:r>
+          </w:p>
+          <w:p>
+            <w:pPr>
+              <w:rPr>
+                <w:rFonts w:cstheme="minorHAnsi"/>
+                <w:color w:val="4D5B7C"/>
+                <w:sz w:val="24"/>
+                <w:szCs w:val="24"/>
+              </w:rPr>
+            </w:pPr>
+            <w:r>
+              <w:rPr>
+                <w:rFonts w:cstheme="minorHAnsi"/>
+                <w:color w:val="4D5B7C"/>
+                <w:sz w:val="24"/>
+                <w:szCs w:val="24"/>
+              </w:rPr>
+              <w:t xml:space="preserve">  --docker-privileged</w:t>
+            </w:r>
+          </w:p>
+          <w:p>
+            <w:pPr>
+              <w:rPr>
+                <w:rFonts w:cstheme="minorHAnsi"/>
+                <w:color w:val="4D5B7C"/>
+                <w:sz w:val="24"/>
+                <w:szCs w:val="24"/>
+              </w:rPr>
+            </w:pPr>
+          </w:p>
+          <w:p>
+            <w:pPr>
+              <w:rPr>
+                <w:rFonts w:cstheme="minorHAnsi"/>
+                <w:color w:val="4D5B7C"/>
+                <w:sz w:val="24"/>
+                <w:szCs w:val="24"/>
+              </w:rPr>
+            </w:pPr>
             <w:r>
               <w:rPr>
                 <w:rFonts w:cstheme="minorHAnsi"/>
@@ -1866,7 +2338,6 @@
                 <w:szCs w:val="24"/>
               </w:rPr>
               <w:br/>
-              <w:t>sudo gitlab-runner register -n --url https://your_gitlab.com --registration-token project_token --executor docker --description "Deployment Runner" --docker-image "docker:stable" --tag-list deployment --docker-privileged</w:t>
             </w:r>
             <w:r>
               <w:rPr>
@@ -1906,8 +2377,19 @@
                 <w:szCs w:val="24"/>
               </w:rPr>
               <w:br/>
-              <w:t xml:space="preserve">        project_token</w:t>
-            </w:r>
+              <w:t xml:space="preserve">        </w:t>
+            </w:r>
+            <w:proofErr w:type="spellStart"/>
+            <w:r>
+              <w:rPr>
+                <w:rFonts w:cstheme="minorHAnsi"/>
+                <w:color w:val="4D5B7C"/>
+                <w:sz w:val="24"/>
+                <w:szCs w:val="24"/>
+              </w:rPr>
+              <w:t>project_token</w:t>
+            </w:r>
+            <w:proofErr w:type="spellEnd"/>
             <w:r>
               <w:rPr>
                 <w:rFonts w:cstheme="minorHAnsi"/>
@@ -1925,8 +2407,59 @@
                 <w:szCs w:val="24"/>
               </w:rPr>
               <w:br/>
-              <w:t>Just replace two things with your gitlab runner what you have created via gitlab runner in gitlab</w:t>
-            </w:r>
+              <w:t xml:space="preserve">Just replace two things with your </w:t>
+            </w:r>
+            <w:proofErr w:type="spellStart"/>
+            <w:r>
+              <w:rPr>
+                <w:rFonts w:cstheme="minorHAnsi"/>
+                <w:color w:val="4D5B7C"/>
+                <w:sz w:val="24"/>
+                <w:szCs w:val="24"/>
+              </w:rPr>
+              <w:t>gitlab</w:t>
+            </w:r>
+            <w:proofErr w:type="spellEnd"/>
+            <w:r>
+              <w:rPr>
+                <w:rFonts w:cstheme="minorHAnsi"/>
+                <w:color w:val="4D5B7C"/>
+                <w:sz w:val="24"/>
+                <w:szCs w:val="24"/>
+              </w:rPr>
+              <w:t xml:space="preserve"> runner what you have created via </w:t>
+            </w:r>
+            <w:proofErr w:type="spellStart"/>
+            <w:r>
+              <w:rPr>
+                <w:rFonts w:cstheme="minorHAnsi"/>
+                <w:color w:val="4D5B7C"/>
+                <w:sz w:val="24"/>
+                <w:szCs w:val="24"/>
+              </w:rPr>
+              <w:t>gitlab</w:t>
+            </w:r>
+            <w:proofErr w:type="spellEnd"/>
+            <w:r>
+              <w:rPr>
+                <w:rFonts w:cstheme="minorHAnsi"/>
+                <w:color w:val="4D5B7C"/>
+                <w:sz w:val="24"/>
+                <w:szCs w:val="24"/>
+              </w:rPr>
+              <w:t xml:space="preserve"> runner in </w:t>
+            </w:r>
+            <w:proofErr w:type="spellStart"/>
+            <w:r>
+              <w:rPr>
+                <w:rFonts w:cstheme="minorHAnsi"/>
+                <w:color w:val="4D5B7C"/>
+                <w:sz w:val="24"/>
+                <w:szCs w:val="24"/>
+              </w:rPr>
+              <w:t>gitlab</w:t>
+            </w:r>
+            <w:proofErr w:type="spellEnd"/>
           </w:p>
           <w:p>
             <w:pPr>
@@ -2143,6 +2676,7 @@
                 <w:sz w:val="24"/>
                 <w:szCs w:val="24"/>
               </w:rPr>
+              <w:lastRenderedPageBreak/>
               <w:br/>
             </w:r>
             <w:r>
@@ -2264,7 +2798,6 @@
                 <w:sz w:val="24"/>
                 <w:szCs w:val="24"/>
               </w:rPr>
-              <w:lastRenderedPageBreak/>
               <w:t xml:space="preserve">Step </w:t>
             </w:r>
             <w:r>
@@ -2326,8 +2859,27 @@
                 <w:sz w:val="24"/>
                 <w:szCs w:val="24"/>
               </w:rPr>
-              <w:lastRenderedPageBreak/>
-              <w:t>Make sure the user has sudo access and the user is in the Docker group. This permits </w:t>
+              <w:t xml:space="preserve">Make sure the user has </w:t>
+            </w:r>
+            <w:proofErr w:type="spellStart"/>
+            <w:r>
+              <w:rPr>
+                <w:rFonts w:cstheme="minorHAnsi"/>
+                <w:color w:val="4D5B7C"/>
+                <w:sz w:val="24"/>
+                <w:szCs w:val="24"/>
+              </w:rPr>
+              <w:t>sudo</w:t>
+            </w:r>
+            <w:proofErr w:type="spellEnd"/>
+            <w:r>
+              <w:rPr>
+                <w:rFonts w:cstheme="minorHAnsi"/>
+                <w:color w:val="4D5B7C"/>
+                <w:sz w:val="24"/>
+                <w:szCs w:val="24"/>
+              </w:rPr>
+              <w:t xml:space="preserve"> access and the user is in the Docker group. This permits </w:t>
             </w:r>
             <w:r>
               <w:rPr>
@@ -2485,6 +3037,7 @@
               </w:rPr>
               <w:t xml:space="preserve"> user, you need to append the public key to the </w:t>
             </w:r>
+            <w:proofErr w:type="spellStart"/>
             <w:r>
               <w:rPr>
                 <w:rStyle w:val="HTMLCode"/>
@@ -2496,6 +3049,7 @@
               </w:rPr>
               <w:t>authorized_keys</w:t>
             </w:r>
+            <w:proofErr w:type="spellEnd"/>
             <w:r>
               <w:rPr>
                 <w:rFonts w:cstheme="minorHAnsi"/>
@@ -2531,8 +3085,9 @@
                 <w:szCs w:val="24"/>
                 <w:shd w:val="clear" w:color="auto" w:fill="E7E6E6" w:themeFill="background2"/>
               </w:rPr>
-              <w:t xml:space="preserve">    cat ~/.ssh/id_rsa.pub &gt;&gt; ~/.ssh/authorized_keys</w:t>
-            </w:r>
+              <w:t xml:space="preserve">    cat ~/.ssh/id_rsa.pub &gt;&gt; ~/.ssh/</w:t>
+            </w:r>
+            <w:proofErr w:type="spellStart"/>
             <w:r>
               <w:rPr>
                 <w:rFonts w:cstheme="minorHAnsi"/>
@@ -2541,6 +3096,17 @@
                 <w:szCs w:val="24"/>
                 <w:shd w:val="clear" w:color="auto" w:fill="E7E6E6" w:themeFill="background2"/>
               </w:rPr>
+              <w:t>authorized_keys</w:t>
+            </w:r>
+            <w:proofErr w:type="spellEnd"/>
+            <w:r>
+              <w:rPr>
+                <w:rFonts w:cstheme="minorHAnsi"/>
+                <w:color w:val="4D5B7C"/>
+                <w:sz w:val="24"/>
+                <w:szCs w:val="24"/>
+                <w:shd w:val="clear" w:color="auto" w:fill="E7E6E6" w:themeFill="background2"/>
+              </w:rPr>
               <w:br/>
             </w:r>
             <w:r>
@@ -2580,8 +3146,20 @@
                 <w:shd w:val="clear" w:color="auto" w:fill="E7E6E6" w:themeFill="background2"/>
               </w:rPr>
               <w:br/>
-              <w:t>cat ~/.ssh/id_rsa</w:t>
-            </w:r>
+              <w:t>cat ~/.ssh/</w:t>
+            </w:r>
+            <w:proofErr w:type="spellStart"/>
+            <w:r>
+              <w:rPr>
+                <w:rFonts w:cstheme="minorHAnsi"/>
+                <w:color w:val="4D5B7C"/>
+                <w:sz w:val="24"/>
+                <w:szCs w:val="24"/>
+                <w:shd w:val="clear" w:color="auto" w:fill="E7E6E6" w:themeFill="background2"/>
+              </w:rPr>
+              <w:t>id_rsa</w:t>
+            </w:r>
+            <w:proofErr w:type="spellEnd"/>
             <w:r>
               <w:rPr>
                 <w:rFonts w:cstheme="minorHAnsi"/>
@@ -3090,6 +3668,7 @@
               </w:rPr>
               <w:t>Value: </w:t>
             </w:r>
+            <w:proofErr w:type="spellStart"/>
             <w:r>
               <w:rPr>
                 <w:rFonts w:eastAsia="Times New Roman" w:cstheme="minorHAnsi"/>
@@ -3102,6 +3681,7 @@
               </w:rPr>
               <w:t>your_server_IP</w:t>
             </w:r>
+            <w:proofErr w:type="spellEnd"/>
           </w:p>
           <w:p>
             <w:pPr>
@@ -3337,6 +3917,7 @@
               </w:rPr>
               <w:t>Value: </w:t>
             </w:r>
+            <w:proofErr w:type="spellStart"/>
             <w:r>
               <w:rPr>
                 <w:rFonts w:eastAsia="Times New Roman" w:cstheme="minorHAnsi"/>
@@ -3349,6 +3930,7 @@
               </w:rPr>
               <w:t>your_user_name</w:t>
             </w:r>
+            <w:proofErr w:type="spellEnd"/>
           </w:p>
           <w:p>
             <w:pPr>
@@ -3556,6 +4138,7 @@
                 <w:sz w:val="24"/>
                 <w:szCs w:val="24"/>
               </w:rPr>
+              <w:lastRenderedPageBreak/>
               <w:t xml:space="preserve">Step </w:t>
             </w:r>
             <w:r>
@@ -3597,8 +4180,19 @@
                 <w:sz w:val="24"/>
                 <w:szCs w:val="24"/>
               </w:rPr>
-              <w:t>.gitlab-ci.yml</w:t>
-            </w:r>
+              <w:t>.</w:t>
+            </w:r>
+            <w:proofErr w:type="spellStart"/>
+            <w:r>
+              <w:rPr>
+                <w:rStyle w:val="HTMLCode"/>
+                <w:rFonts w:asciiTheme="minorHAnsi" w:hAnsiTheme="minorHAnsi" w:cstheme="minorHAnsi"/>
+                <w:sz w:val="24"/>
+                <w:szCs w:val="24"/>
+              </w:rPr>
+              <w:t>gitlab-ci.yml</w:t>
+            </w:r>
+            <w:proofErr w:type="spellEnd"/>
             <w:r>
               <w:rPr>
                 <w:rFonts w:asciiTheme="minorHAnsi" w:hAnsiTheme="minorHAnsi" w:cstheme="minorHAnsi"/>
@@ -3713,32 +4307,9 @@
                 <w:szCs w:val="24"/>
                 <w:shd w:val="clear" w:color="auto" w:fill="E3E8F4"/>
               </w:rPr>
-              <w:t>.gitlab-ci.yml</w:t>
-            </w:r>
-            <w:r>
-              <w:rPr>
-                <w:rFonts w:asciiTheme="minorHAnsi" w:hAnsiTheme="minorHAnsi" w:cstheme="minorHAnsi"/>
-                <w:color w:val="4D5B7C"/>
-              </w:rPr>
               <w:t>.</w:t>
             </w:r>
-          </w:p>
-          <w:p>
-            <w:pPr>
-              <w:pStyle w:val="NormalWeb"/>
-              <w:spacing w:before="0" w:beforeAutospacing="0" w:after="0" w:afterAutospacing="0"/>
-              <w:rPr>
-                <w:rFonts w:asciiTheme="minorHAnsi" w:hAnsiTheme="minorHAnsi" w:cstheme="minorHAnsi"/>
-                <w:color w:val="4D5B7C"/>
-              </w:rPr>
-            </w:pPr>
-            <w:r>
-              <w:rPr>
-                <w:rFonts w:asciiTheme="minorHAnsi" w:hAnsiTheme="minorHAnsi" w:cstheme="minorHAnsi"/>
-                <w:color w:val="4D5B7C"/>
-              </w:rPr>
-              <w:t>Alternatively you can clone the repository and make all following changes to </w:t>
-            </w:r>
+            <w:proofErr w:type="spellStart"/>
             <w:r>
               <w:rPr>
                 <w:rStyle w:val="HTMLCode"/>
@@ -3748,8 +4319,57 @@
                 <w:szCs w:val="24"/>
                 <w:shd w:val="clear" w:color="auto" w:fill="E3E8F4"/>
               </w:rPr>
-              <w:t>.gitlab-ci.yml</w:t>
-            </w:r>
+              <w:t>gitlab-ci.yml</w:t>
+            </w:r>
+            <w:proofErr w:type="spellEnd"/>
+            <w:r>
+              <w:rPr>
+                <w:rFonts w:asciiTheme="minorHAnsi" w:hAnsiTheme="minorHAnsi" w:cstheme="minorHAnsi"/>
+                <w:color w:val="4D5B7C"/>
+              </w:rPr>
+              <w:t>.</w:t>
+            </w:r>
+          </w:p>
+          <w:p>
+            <w:pPr>
+              <w:pStyle w:val="NormalWeb"/>
+              <w:spacing w:before="0" w:beforeAutospacing="0" w:after="0" w:afterAutospacing="0"/>
+              <w:rPr>
+                <w:rFonts w:asciiTheme="minorHAnsi" w:hAnsiTheme="minorHAnsi" w:cstheme="minorHAnsi"/>
+                <w:color w:val="4D5B7C"/>
+              </w:rPr>
+            </w:pPr>
+            <w:r>
+              <w:rPr>
+                <w:rFonts w:asciiTheme="minorHAnsi" w:hAnsiTheme="minorHAnsi" w:cstheme="minorHAnsi"/>
+                <w:color w:val="4D5B7C"/>
+              </w:rPr>
+              <w:t>Alternatively you can clone the repository and make all following changes to </w:t>
+            </w:r>
+            <w:r>
+              <w:rPr>
+                <w:rStyle w:val="HTMLCode"/>
+                <w:rFonts w:asciiTheme="minorHAnsi" w:hAnsiTheme="minorHAnsi" w:cstheme="minorHAnsi"/>
+                <w:color w:val="24335A"/>
+                <w:sz w:val="24"/>
+                <w:szCs w:val="24"/>
+                <w:shd w:val="clear" w:color="auto" w:fill="E3E8F4"/>
+              </w:rPr>
+              <w:t>.</w:t>
+            </w:r>
+            <w:proofErr w:type="spellStart"/>
+            <w:r>
+              <w:rPr>
+                <w:rStyle w:val="HTMLCode"/>
+                <w:rFonts w:asciiTheme="minorHAnsi" w:hAnsiTheme="minorHAnsi" w:cstheme="minorHAnsi"/>
+                <w:color w:val="24335A"/>
+                <w:sz w:val="24"/>
+                <w:szCs w:val="24"/>
+                <w:shd w:val="clear" w:color="auto" w:fill="E3E8F4"/>
+              </w:rPr>
+              <w:t>gitlab-ci.yml</w:t>
+            </w:r>
+            <w:proofErr w:type="spellEnd"/>
             <w:r>
               <w:rPr>
                 <w:rFonts w:asciiTheme="minorHAnsi" w:hAnsiTheme="minorHAnsi" w:cstheme="minorHAnsi"/>
@@ -3792,7 +4412,6 @@
                 <w:rFonts w:asciiTheme="minorHAnsi" w:hAnsiTheme="minorHAnsi" w:cstheme="minorHAnsi"/>
                 <w:color w:val="4D5B7C"/>
               </w:rPr>
-              <w:lastRenderedPageBreak/>
               <w:t>Next, add the following to your </w:t>
             </w:r>
             <w:r>
@@ -3804,8 +4423,21 @@
                 <w:szCs w:val="24"/>
                 <w:shd w:val="clear" w:color="auto" w:fill="E3E8F4"/>
               </w:rPr>
-              <w:t>.gitlab-ci.yml</w:t>
-            </w:r>
+              <w:t>.</w:t>
+            </w:r>
+            <w:proofErr w:type="spellStart"/>
+            <w:r>
+              <w:rPr>
+                <w:rStyle w:val="HTMLCode"/>
+                <w:rFonts w:asciiTheme="minorHAnsi" w:hAnsiTheme="minorHAnsi" w:cstheme="minorHAnsi"/>
+                <w:color w:val="24335A"/>
+                <w:sz w:val="24"/>
+                <w:szCs w:val="24"/>
+                <w:shd w:val="clear" w:color="auto" w:fill="E3E8F4"/>
+              </w:rPr>
+              <w:t>gitlab-ci.yml</w:t>
+            </w:r>
+            <w:proofErr w:type="spellEnd"/>
             <w:r>
               <w:rPr>
                 <w:rFonts w:asciiTheme="minorHAnsi" w:hAnsiTheme="minorHAnsi" w:cstheme="minorHAnsi"/>
@@ -4026,8 +4658,20 @@
                 <w:szCs w:val="24"/>
                 <w14:ligatures w14:val="none"/>
               </w:rPr>
-              <w:t xml:space="preserve">  TAG_LATEST: $CI_REGISTRY_IMAGE/$CI_COMMIT_REF_NAME:latest</w:t>
-            </w:r>
+              <w:t xml:space="preserve">  TAG_LATEST: $CI_REGISTRY_IMAGE/$</w:t>
+            </w:r>
+            <w:proofErr w:type="spellStart"/>
+            <w:r>
+              <w:rPr>
+                <w:rFonts w:eastAsia="Times New Roman" w:cstheme="minorHAnsi"/>
+                <w:kern w:val="0"/>
+                <w:sz w:val="24"/>
+                <w:szCs w:val="24"/>
+                <w14:ligatures w14:val="none"/>
+              </w:rPr>
+              <w:t>CI_COMMIT_REF_NAME:latest</w:t>
+            </w:r>
+            <w:proofErr w:type="spellEnd"/>
           </w:p>
           <w:p>
             <w:pPr>
@@ -4260,8 +4904,20 @@
                 <w:szCs w:val="24"/>
                 <w14:ligatures w14:val="none"/>
               </w:rPr>
-              <w:t xml:space="preserve">  image: docker:latest</w:t>
-            </w:r>
+              <w:t xml:space="preserve">  image: </w:t>
+            </w:r>
+            <w:proofErr w:type="spellStart"/>
+            <w:r>
+              <w:rPr>
+                <w:rFonts w:eastAsia="Times New Roman" w:cstheme="minorHAnsi"/>
+                <w:kern w:val="0"/>
+                <w:sz w:val="24"/>
+                <w:szCs w:val="24"/>
+                <w14:ligatures w14:val="none"/>
+              </w:rPr>
+              <w:t>docker:latest</w:t>
+            </w:r>
+            <w:proofErr w:type="spellEnd"/>
           </w:p>
           <w:p>
             <w:pPr>
@@ -4377,8 +5033,20 @@
                 <w:szCs w:val="24"/>
                 <w14:ligatures w14:val="none"/>
               </w:rPr>
-              <w:t xml:space="preserve">    - docker:dind</w:t>
-            </w:r>
+              <w:t xml:space="preserve">    - </w:t>
+            </w:r>
+            <w:proofErr w:type="spellStart"/>
+            <w:r>
+              <w:rPr>
+                <w:rFonts w:eastAsia="Times New Roman" w:cstheme="minorHAnsi"/>
+                <w:kern w:val="0"/>
+                <w:sz w:val="24"/>
+                <w:szCs w:val="24"/>
+                <w14:ligatures w14:val="none"/>
+              </w:rPr>
+              <w:t>docker:dind</w:t>
+            </w:r>
+            <w:proofErr w:type="spellEnd"/>
           </w:p>
           <w:p>
             <w:pPr>
@@ -4835,7 +5503,29 @@
                 <w:szCs w:val="24"/>
                 <w14:ligatures w14:val="none"/>
               </w:rPr>
-              <w:t xml:space="preserve">    - echo "docker push startted"</w:t>
+              <w:t xml:space="preserve">    - echo "docker push </w:t>
+            </w:r>
+            <w:proofErr w:type="spellStart"/>
+            <w:r>
+              <w:rPr>
+                <w:rFonts w:eastAsia="Times New Roman" w:cstheme="minorHAnsi"/>
+                <w:kern w:val="0"/>
+                <w:sz w:val="24"/>
+                <w:szCs w:val="24"/>
+                <w14:ligatures w14:val="none"/>
+              </w:rPr>
+              <w:t>startted</w:t>
+            </w:r>
+            <w:proofErr w:type="spellEnd"/>
+            <w:r>
+              <w:rPr>
+                <w:rFonts w:eastAsia="Times New Roman" w:cstheme="minorHAnsi"/>
+                <w:kern w:val="0"/>
+                <w:sz w:val="24"/>
+                <w:szCs w:val="24"/>
+                <w14:ligatures w14:val="none"/>
+              </w:rPr>
+              <w:t>"</w:t>
             </w:r>
           </w:p>
           <w:p>
@@ -4903,7 +5593,29 @@
                 <w:szCs w:val="24"/>
                 <w14:ligatures w14:val="none"/>
               </w:rPr>
-              <w:t xml:space="preserve">    - docker login -u gitlab-ci-token -p $CI_JOB_TOKEN $CI_REGISTRY</w:t>
+              <w:t xml:space="preserve">    - docker login -u </w:t>
+            </w:r>
+            <w:proofErr w:type="spellStart"/>
+            <w:r>
+              <w:rPr>
+                <w:rFonts w:eastAsia="Times New Roman" w:cstheme="minorHAnsi"/>
+                <w:kern w:val="0"/>
+                <w:sz w:val="24"/>
+                <w:szCs w:val="24"/>
+                <w14:ligatures w14:val="none"/>
+              </w:rPr>
+              <w:t>gitlab</w:t>
+            </w:r>
+            <w:proofErr w:type="spellEnd"/>
+            <w:r>
+              <w:rPr>
+                <w:rFonts w:eastAsia="Times New Roman" w:cstheme="minorHAnsi"/>
+                <w:kern w:val="0"/>
+                <w:sz w:val="24"/>
+                <w:szCs w:val="24"/>
+                <w14:ligatures w14:val="none"/>
+              </w:rPr>
+              <w:t>-ci-token -p $CI_JOB_TOKEN $CI_REGISTRY</w:t>
             </w:r>
           </w:p>
           <w:p>
@@ -5117,8 +5829,42 @@
                 <w:szCs w:val="24"/>
                 <w14:ligatures w14:val="none"/>
               </w:rPr>
-              <w:t xml:space="preserve">    - echo "$ID_RSA" &gt; /tmp/id_rsa.pem</w:t>
-            </w:r>
+              <w:t xml:space="preserve">    - echo "$ID_RSA" &gt; /</w:t>
+            </w:r>
+            <w:proofErr w:type="spellStart"/>
+            <w:r>
+              <w:rPr>
+                <w:rFonts w:eastAsia="Times New Roman" w:cstheme="minorHAnsi"/>
+                <w:kern w:val="0"/>
+                <w:sz w:val="24"/>
+                <w:szCs w:val="24"/>
+                <w14:ligatures w14:val="none"/>
+              </w:rPr>
+              <w:t>tmp</w:t>
+            </w:r>
+            <w:proofErr w:type="spellEnd"/>
+            <w:r>
+              <w:rPr>
+                <w:rFonts w:eastAsia="Times New Roman" w:cstheme="minorHAnsi"/>
+                <w:kern w:val="0"/>
+                <w:sz w:val="24"/>
+                <w:szCs w:val="24"/>
+                <w14:ligatures w14:val="none"/>
+              </w:rPr>
+              <w:t>/</w:t>
+            </w:r>
+            <w:proofErr w:type="spellStart"/>
+            <w:r>
+              <w:rPr>
+                <w:rFonts w:eastAsia="Times New Roman" w:cstheme="minorHAnsi"/>
+                <w:kern w:val="0"/>
+                <w:sz w:val="24"/>
+                <w:szCs w:val="24"/>
+                <w14:ligatures w14:val="none"/>
+              </w:rPr>
+              <w:t>id_rsa.pem</w:t>
+            </w:r>
+            <w:proofErr w:type="spellEnd"/>
           </w:p>
           <w:p>
             <w:pPr>
@@ -5156,8 +5902,21 @@
                 <w:szCs w:val="24"/>
                 <w14:ligatures w14:val="none"/>
               </w:rPr>
-              <w:t xml:space="preserve">    - ls /tmp</w:t>
-            </w:r>
+              <w:lastRenderedPageBreak/>
+              <w:t xml:space="preserve">    - ls /</w:t>
+            </w:r>
+            <w:proofErr w:type="spellStart"/>
+            <w:r>
+              <w:rPr>
+                <w:rFonts w:eastAsia="Times New Roman" w:cstheme="minorHAnsi"/>
+                <w:kern w:val="0"/>
+                <w:sz w:val="24"/>
+                <w:szCs w:val="24"/>
+                <w14:ligatures w14:val="none"/>
+              </w:rPr>
+              <w:t>tmp</w:t>
+            </w:r>
+            <w:proofErr w:type="spellEnd"/>
           </w:p>
           <w:p>
             <w:pPr>
@@ -5195,8 +5954,64 @@
                 <w:szCs w:val="24"/>
                 <w14:ligatures w14:val="none"/>
               </w:rPr>
-              <w:t xml:space="preserve">    - chmod 600 /tmp/id_rsa.pem</w:t>
-            </w:r>
+              <w:t xml:space="preserve">    - </w:t>
+            </w:r>
+            <w:proofErr w:type="spellStart"/>
+            <w:r>
+              <w:rPr>
+                <w:rFonts w:eastAsia="Times New Roman" w:cstheme="minorHAnsi"/>
+                <w:kern w:val="0"/>
+                <w:sz w:val="24"/>
+                <w:szCs w:val="24"/>
+                <w14:ligatures w14:val="none"/>
+              </w:rPr>
+              <w:t>chmod</w:t>
+            </w:r>
+            <w:proofErr w:type="spellEnd"/>
+            <w:r>
+              <w:rPr>
+                <w:rFonts w:eastAsia="Times New Roman" w:cstheme="minorHAnsi"/>
+                <w:kern w:val="0"/>
+                <w:sz w:val="24"/>
+                <w:szCs w:val="24"/>
+                <w14:ligatures w14:val="none"/>
+              </w:rPr>
+              <w:t xml:space="preserve"> 600 /</w:t>
+            </w:r>
+            <w:proofErr w:type="spellStart"/>
+            <w:r>
+              <w:rPr>
+                <w:rFonts w:eastAsia="Times New Roman" w:cstheme="minorHAnsi"/>
+                <w:kern w:val="0"/>
+                <w:sz w:val="24"/>
+                <w:szCs w:val="24"/>
+                <w14:ligatures w14:val="none"/>
+              </w:rPr>
+              <w:t>tmp</w:t>
+            </w:r>
+            <w:proofErr w:type="spellEnd"/>
+            <w:r>
+              <w:rPr>
+                <w:rFonts w:eastAsia="Times New Roman" w:cstheme="minorHAnsi"/>
+                <w:kern w:val="0"/>
+                <w:sz w:val="24"/>
+                <w:szCs w:val="24"/>
+                <w14:ligatures w14:val="none"/>
+              </w:rPr>
+              <w:t>/</w:t>
+            </w:r>
+            <w:proofErr w:type="spellStart"/>
+            <w:r>
+              <w:rPr>
+                <w:rFonts w:eastAsia="Times New Roman" w:cstheme="minorHAnsi"/>
+                <w:kern w:val="0"/>
+                <w:sz w:val="24"/>
+                <w:szCs w:val="24"/>
+                <w14:ligatures w14:val="none"/>
+              </w:rPr>
+              <w:t>id_rsa.pem</w:t>
+            </w:r>
+            <w:proofErr w:type="spellEnd"/>
           </w:p>
           <w:p>
             <w:pPr>
@@ -5234,8 +6049,42 @@
                 <w:szCs w:val="24"/>
                 <w14:ligatures w14:val="none"/>
               </w:rPr>
-              <w:t xml:space="preserve">    - cat /tmp/id_rsa.pem</w:t>
-            </w:r>
+              <w:t xml:space="preserve">    - cat /</w:t>
+            </w:r>
+            <w:proofErr w:type="spellStart"/>
+            <w:r>
+              <w:rPr>
+                <w:rFonts w:eastAsia="Times New Roman" w:cstheme="minorHAnsi"/>
+                <w:kern w:val="0"/>
+                <w:sz w:val="24"/>
+                <w:szCs w:val="24"/>
+                <w14:ligatures w14:val="none"/>
+              </w:rPr>
+              <w:t>tmp</w:t>
+            </w:r>
+            <w:proofErr w:type="spellEnd"/>
+            <w:r>
+              <w:rPr>
+                <w:rFonts w:eastAsia="Times New Roman" w:cstheme="minorHAnsi"/>
+                <w:kern w:val="0"/>
+                <w:sz w:val="24"/>
+                <w:szCs w:val="24"/>
+                <w14:ligatures w14:val="none"/>
+              </w:rPr>
+              <w:t>/</w:t>
+            </w:r>
+            <w:proofErr w:type="spellStart"/>
+            <w:r>
+              <w:rPr>
+                <w:rFonts w:eastAsia="Times New Roman" w:cstheme="minorHAnsi"/>
+                <w:kern w:val="0"/>
+                <w:sz w:val="24"/>
+                <w:szCs w:val="24"/>
+                <w14:ligatures w14:val="none"/>
+              </w:rPr>
+              <w:t>id_rsa.pem</w:t>
+            </w:r>
+            <w:proofErr w:type="spellEnd"/>
           </w:p>
           <w:p>
             <w:pPr>
@@ -5273,7 +6122,95 @@
                 <w:szCs w:val="24"/>
                 <w14:ligatures w14:val="none"/>
               </w:rPr>
-              <w:t xml:space="preserve">    - ssh -i /tmp/id_rsa.pem -o StrictHostKeyChecking=no $SERVER_USER@$SERVER_IP</w:t>
+              <w:t xml:space="preserve">    - ssh -</w:t>
+            </w:r>
+            <w:proofErr w:type="spellStart"/>
+            <w:r>
+              <w:rPr>
+                <w:rFonts w:eastAsia="Times New Roman" w:cstheme="minorHAnsi"/>
+                <w:kern w:val="0"/>
+                <w:sz w:val="24"/>
+                <w:szCs w:val="24"/>
+                <w14:ligatures w14:val="none"/>
+              </w:rPr>
+              <w:t>i</w:t>
+            </w:r>
+            <w:proofErr w:type="spellEnd"/>
+            <w:r>
+              <w:rPr>
+                <w:rFonts w:eastAsia="Times New Roman" w:cstheme="minorHAnsi"/>
+                <w:kern w:val="0"/>
+                <w:sz w:val="24"/>
+                <w:szCs w:val="24"/>
+                <w14:ligatures w14:val="none"/>
+              </w:rPr>
+              <w:t xml:space="preserve"> /</w:t>
+            </w:r>
+            <w:proofErr w:type="spellStart"/>
+            <w:r>
+              <w:rPr>
+                <w:rFonts w:eastAsia="Times New Roman" w:cstheme="minorHAnsi"/>
+                <w:kern w:val="0"/>
+                <w:sz w:val="24"/>
+                <w:szCs w:val="24"/>
+                <w14:ligatures w14:val="none"/>
+              </w:rPr>
+              <w:t>tmp</w:t>
+            </w:r>
+            <w:proofErr w:type="spellEnd"/>
+            <w:r>
+              <w:rPr>
+                <w:rFonts w:eastAsia="Times New Roman" w:cstheme="minorHAnsi"/>
+                <w:kern w:val="0"/>
+                <w:sz w:val="24"/>
+                <w:szCs w:val="24"/>
+                <w14:ligatures w14:val="none"/>
+              </w:rPr>
+              <w:t>/</w:t>
+            </w:r>
+            <w:proofErr w:type="spellStart"/>
+            <w:r>
+              <w:rPr>
+                <w:rFonts w:eastAsia="Times New Roman" w:cstheme="minorHAnsi"/>
+                <w:kern w:val="0"/>
+                <w:sz w:val="24"/>
+                <w:szCs w:val="24"/>
+                <w14:ligatures w14:val="none"/>
+              </w:rPr>
+              <w:t>id_rsa.pem</w:t>
+            </w:r>
+            <w:proofErr w:type="spellEnd"/>
+            <w:r>
+              <w:rPr>
+                <w:rFonts w:eastAsia="Times New Roman" w:cstheme="minorHAnsi"/>
+                <w:kern w:val="0"/>
+                <w:sz w:val="24"/>
+                <w:szCs w:val="24"/>
+                <w14:ligatures w14:val="none"/>
+              </w:rPr>
+              <w:t xml:space="preserve"> -o </w:t>
+            </w:r>
+            <w:proofErr w:type="spellStart"/>
+            <w:r>
+              <w:rPr>
+                <w:rFonts w:eastAsia="Times New Roman" w:cstheme="minorHAnsi"/>
+                <w:kern w:val="0"/>
+                <w:sz w:val="24"/>
+                <w:szCs w:val="24"/>
+                <w14:ligatures w14:val="none"/>
+              </w:rPr>
+              <w:t>StrictHostKeyChecking</w:t>
+            </w:r>
+            <w:proofErr w:type="spellEnd"/>
+            <w:r>
+              <w:rPr>
+                <w:rFonts w:eastAsia="Times New Roman" w:cstheme="minorHAnsi"/>
+                <w:kern w:val="0"/>
+                <w:sz w:val="24"/>
+                <w:szCs w:val="24"/>
+                <w14:ligatures w14:val="none"/>
+              </w:rPr>
+              <w:t>=no $SERVER_USER@$SERVER_IP</w:t>
             </w:r>
           </w:p>
           <w:p>
@@ -5312,7 +6249,29 @@
                 <w:szCs w:val="24"/>
                 <w14:ligatures w14:val="none"/>
               </w:rPr>
-              <w:t xml:space="preserve">    - echo "login sucess"</w:t>
+              <w:t xml:space="preserve">    - echo "login </w:t>
+            </w:r>
+            <w:proofErr w:type="spellStart"/>
+            <w:r>
+              <w:rPr>
+                <w:rFonts w:eastAsia="Times New Roman" w:cstheme="minorHAnsi"/>
+                <w:kern w:val="0"/>
+                <w:sz w:val="24"/>
+                <w:szCs w:val="24"/>
+                <w14:ligatures w14:val="none"/>
+              </w:rPr>
+              <w:t>sucess</w:t>
+            </w:r>
+            <w:proofErr w:type="spellEnd"/>
+            <w:r>
+              <w:rPr>
+                <w:rFonts w:eastAsia="Times New Roman" w:cstheme="minorHAnsi"/>
+                <w:kern w:val="0"/>
+                <w:sz w:val="24"/>
+                <w:szCs w:val="24"/>
+                <w14:ligatures w14:val="none"/>
+              </w:rPr>
+              <w:t>"</w:t>
             </w:r>
           </w:p>
           <w:p>
@@ -5351,7 +6310,117 @@
                 <w:szCs w:val="24"/>
                 <w14:ligatures w14:val="none"/>
               </w:rPr>
-              <w:t xml:space="preserve">    - ssh -i /tmp/id_rsa.pem -o StrictHostKeyChecking=no $SERVER_USER@$SERVER_IP "docker login -u gitlab-ci-token -p $CI_JOB_TOKEN $CI_REGISTRY"</w:t>
+              <w:t xml:space="preserve">    - ssh -</w:t>
+            </w:r>
+            <w:proofErr w:type="spellStart"/>
+            <w:r>
+              <w:rPr>
+                <w:rFonts w:eastAsia="Times New Roman" w:cstheme="minorHAnsi"/>
+                <w:kern w:val="0"/>
+                <w:sz w:val="24"/>
+                <w:szCs w:val="24"/>
+                <w14:ligatures w14:val="none"/>
+              </w:rPr>
+              <w:t>i</w:t>
+            </w:r>
+            <w:proofErr w:type="spellEnd"/>
+            <w:r>
+              <w:rPr>
+                <w:rFonts w:eastAsia="Times New Roman" w:cstheme="minorHAnsi"/>
+                <w:kern w:val="0"/>
+                <w:sz w:val="24"/>
+                <w:szCs w:val="24"/>
+                <w14:ligatures w14:val="none"/>
+              </w:rPr>
+              <w:t xml:space="preserve"> /</w:t>
+            </w:r>
+            <w:proofErr w:type="spellStart"/>
+            <w:r>
+              <w:rPr>
+                <w:rFonts w:eastAsia="Times New Roman" w:cstheme="minorHAnsi"/>
+                <w:kern w:val="0"/>
+                <w:sz w:val="24"/>
+                <w:szCs w:val="24"/>
+                <w14:ligatures w14:val="none"/>
+              </w:rPr>
+              <w:t>tmp</w:t>
+            </w:r>
+            <w:proofErr w:type="spellEnd"/>
+            <w:r>
+              <w:rPr>
+                <w:rFonts w:eastAsia="Times New Roman" w:cstheme="minorHAnsi"/>
+                <w:kern w:val="0"/>
+                <w:sz w:val="24"/>
+                <w:szCs w:val="24"/>
+                <w14:ligatures w14:val="none"/>
+              </w:rPr>
+              <w:t>/</w:t>
+            </w:r>
+            <w:proofErr w:type="spellStart"/>
+            <w:r>
+              <w:rPr>
+                <w:rFonts w:eastAsia="Times New Roman" w:cstheme="minorHAnsi"/>
+                <w:kern w:val="0"/>
+                <w:sz w:val="24"/>
+                <w:szCs w:val="24"/>
+                <w14:ligatures w14:val="none"/>
+              </w:rPr>
+              <w:t>id_rsa.pem</w:t>
+            </w:r>
+            <w:proofErr w:type="spellEnd"/>
+            <w:r>
+              <w:rPr>
+                <w:rFonts w:eastAsia="Times New Roman" w:cstheme="minorHAnsi"/>
+                <w:kern w:val="0"/>
+                <w:sz w:val="24"/>
+                <w:szCs w:val="24"/>
+                <w14:ligatures w14:val="none"/>
+              </w:rPr>
+              <w:t xml:space="preserve"> -o </w:t>
+            </w:r>
+            <w:proofErr w:type="spellStart"/>
+            <w:r>
+              <w:rPr>
+                <w:rFonts w:eastAsia="Times New Roman" w:cstheme="minorHAnsi"/>
+                <w:kern w:val="0"/>
+                <w:sz w:val="24"/>
+                <w:szCs w:val="24"/>
+                <w14:ligatures w14:val="none"/>
+              </w:rPr>
+              <w:t>StrictHostKeyChecking</w:t>
+            </w:r>
+            <w:proofErr w:type="spellEnd"/>
+            <w:r>
+              <w:rPr>
+                <w:rFonts w:eastAsia="Times New Roman" w:cstheme="minorHAnsi"/>
+                <w:kern w:val="0"/>
+                <w:sz w:val="24"/>
+                <w:szCs w:val="24"/>
+                <w14:ligatures w14:val="none"/>
+              </w:rPr>
+              <w:t xml:space="preserve">=no $SERVER_USER@$SERVER_IP "docker login -u </w:t>
+            </w:r>
+            <w:proofErr w:type="spellStart"/>
+            <w:r>
+              <w:rPr>
+                <w:rFonts w:eastAsia="Times New Roman" w:cstheme="minorHAnsi"/>
+                <w:kern w:val="0"/>
+                <w:sz w:val="24"/>
+                <w:szCs w:val="24"/>
+                <w14:ligatures w14:val="none"/>
+              </w:rPr>
+              <w:t>gitlab</w:t>
+            </w:r>
+            <w:proofErr w:type="spellEnd"/>
+            <w:r>
+              <w:rPr>
+                <w:rFonts w:eastAsia="Times New Roman" w:cstheme="minorHAnsi"/>
+                <w:kern w:val="0"/>
+                <w:sz w:val="24"/>
+                <w:szCs w:val="24"/>
+                <w14:ligatures w14:val="none"/>
+              </w:rPr>
+              <w:t>-ci-token -p $CI_JOB_TOKEN $CI_REGISTRY"</w:t>
             </w:r>
           </w:p>
           <w:p>
@@ -5429,7 +6498,95 @@
                 <w:szCs w:val="24"/>
                 <w14:ligatures w14:val="none"/>
               </w:rPr>
-              <w:t xml:space="preserve">    - ssh -i /tmp/id_rsa.pem -o StrictHostKeyChecking=no $SERVER_USER@$SERVER_IP "docker pull $TAG_COMMIT"</w:t>
+              <w:t xml:space="preserve">    - ssh -</w:t>
+            </w:r>
+            <w:proofErr w:type="spellStart"/>
+            <w:r>
+              <w:rPr>
+                <w:rFonts w:eastAsia="Times New Roman" w:cstheme="minorHAnsi"/>
+                <w:kern w:val="0"/>
+                <w:sz w:val="24"/>
+                <w:szCs w:val="24"/>
+                <w14:ligatures w14:val="none"/>
+              </w:rPr>
+              <w:t>i</w:t>
+            </w:r>
+            <w:proofErr w:type="spellEnd"/>
+            <w:r>
+              <w:rPr>
+                <w:rFonts w:eastAsia="Times New Roman" w:cstheme="minorHAnsi"/>
+                <w:kern w:val="0"/>
+                <w:sz w:val="24"/>
+                <w:szCs w:val="24"/>
+                <w14:ligatures w14:val="none"/>
+              </w:rPr>
+              <w:t xml:space="preserve"> /</w:t>
+            </w:r>
+            <w:proofErr w:type="spellStart"/>
+            <w:r>
+              <w:rPr>
+                <w:rFonts w:eastAsia="Times New Roman" w:cstheme="minorHAnsi"/>
+                <w:kern w:val="0"/>
+                <w:sz w:val="24"/>
+                <w:szCs w:val="24"/>
+                <w14:ligatures w14:val="none"/>
+              </w:rPr>
+              <w:t>tmp</w:t>
+            </w:r>
+            <w:proofErr w:type="spellEnd"/>
+            <w:r>
+              <w:rPr>
+                <w:rFonts w:eastAsia="Times New Roman" w:cstheme="minorHAnsi"/>
+                <w:kern w:val="0"/>
+                <w:sz w:val="24"/>
+                <w:szCs w:val="24"/>
+                <w14:ligatures w14:val="none"/>
+              </w:rPr>
+              <w:t>/</w:t>
+            </w:r>
+            <w:proofErr w:type="spellStart"/>
+            <w:r>
+              <w:rPr>
+                <w:rFonts w:eastAsia="Times New Roman" w:cstheme="minorHAnsi"/>
+                <w:kern w:val="0"/>
+                <w:sz w:val="24"/>
+                <w:szCs w:val="24"/>
+                <w14:ligatures w14:val="none"/>
+              </w:rPr>
+              <w:t>id_rsa.pem</w:t>
+            </w:r>
+            <w:proofErr w:type="spellEnd"/>
+            <w:r>
+              <w:rPr>
+                <w:rFonts w:eastAsia="Times New Roman" w:cstheme="minorHAnsi"/>
+                <w:kern w:val="0"/>
+                <w:sz w:val="24"/>
+                <w:szCs w:val="24"/>
+                <w14:ligatures w14:val="none"/>
+              </w:rPr>
+              <w:t xml:space="preserve"> -o </w:t>
+            </w:r>
+            <w:proofErr w:type="spellStart"/>
+            <w:r>
+              <w:rPr>
+                <w:rFonts w:eastAsia="Times New Roman" w:cstheme="minorHAnsi"/>
+                <w:kern w:val="0"/>
+                <w:sz w:val="24"/>
+                <w:szCs w:val="24"/>
+                <w14:ligatures w14:val="none"/>
+              </w:rPr>
+              <w:t>StrictHostKeyChecking</w:t>
+            </w:r>
+            <w:proofErr w:type="spellEnd"/>
+            <w:r>
+              <w:rPr>
+                <w:rFonts w:eastAsia="Times New Roman" w:cstheme="minorHAnsi"/>
+                <w:kern w:val="0"/>
+                <w:sz w:val="24"/>
+                <w:szCs w:val="24"/>
+                <w14:ligatures w14:val="none"/>
+              </w:rPr>
+              <w:t>=no $SERVER_USER@$SERVER_IP "docker pull $TAG_COMMIT"</w:t>
             </w:r>
           </w:p>
           <w:p>
@@ -5468,7 +6625,95 @@
                 <w:szCs w:val="24"/>
                 <w14:ligatures w14:val="none"/>
               </w:rPr>
-              <w:t xml:space="preserve">    - ssh -i /tmp/id_rsa.pem -o StrictHostKeyChecking=no $SERVER_USER@$SERVER_IP "docker container rm -f message-processor || true"</w:t>
+              <w:t xml:space="preserve">    - ssh -</w:t>
+            </w:r>
+            <w:proofErr w:type="spellStart"/>
+            <w:r>
+              <w:rPr>
+                <w:rFonts w:eastAsia="Times New Roman" w:cstheme="minorHAnsi"/>
+                <w:kern w:val="0"/>
+                <w:sz w:val="24"/>
+                <w:szCs w:val="24"/>
+                <w14:ligatures w14:val="none"/>
+              </w:rPr>
+              <w:t>i</w:t>
+            </w:r>
+            <w:proofErr w:type="spellEnd"/>
+            <w:r>
+              <w:rPr>
+                <w:rFonts w:eastAsia="Times New Roman" w:cstheme="minorHAnsi"/>
+                <w:kern w:val="0"/>
+                <w:sz w:val="24"/>
+                <w:szCs w:val="24"/>
+                <w14:ligatures w14:val="none"/>
+              </w:rPr>
+              <w:t xml:space="preserve"> /</w:t>
+            </w:r>
+            <w:proofErr w:type="spellStart"/>
+            <w:r>
+              <w:rPr>
+                <w:rFonts w:eastAsia="Times New Roman" w:cstheme="minorHAnsi"/>
+                <w:kern w:val="0"/>
+                <w:sz w:val="24"/>
+                <w:szCs w:val="24"/>
+                <w14:ligatures w14:val="none"/>
+              </w:rPr>
+              <w:t>tmp</w:t>
+            </w:r>
+            <w:proofErr w:type="spellEnd"/>
+            <w:r>
+              <w:rPr>
+                <w:rFonts w:eastAsia="Times New Roman" w:cstheme="minorHAnsi"/>
+                <w:kern w:val="0"/>
+                <w:sz w:val="24"/>
+                <w:szCs w:val="24"/>
+                <w14:ligatures w14:val="none"/>
+              </w:rPr>
+              <w:t>/</w:t>
+            </w:r>
+            <w:proofErr w:type="spellStart"/>
+            <w:r>
+              <w:rPr>
+                <w:rFonts w:eastAsia="Times New Roman" w:cstheme="minorHAnsi"/>
+                <w:kern w:val="0"/>
+                <w:sz w:val="24"/>
+                <w:szCs w:val="24"/>
+                <w14:ligatures w14:val="none"/>
+              </w:rPr>
+              <w:t>id_rsa.pem</w:t>
+            </w:r>
+            <w:proofErr w:type="spellEnd"/>
+            <w:r>
+              <w:rPr>
+                <w:rFonts w:eastAsia="Times New Roman" w:cstheme="minorHAnsi"/>
+                <w:kern w:val="0"/>
+                <w:sz w:val="24"/>
+                <w:szCs w:val="24"/>
+                <w14:ligatures w14:val="none"/>
+              </w:rPr>
+              <w:t xml:space="preserve"> -o </w:t>
+            </w:r>
+            <w:proofErr w:type="spellStart"/>
+            <w:r>
+              <w:rPr>
+                <w:rFonts w:eastAsia="Times New Roman" w:cstheme="minorHAnsi"/>
+                <w:kern w:val="0"/>
+                <w:sz w:val="24"/>
+                <w:szCs w:val="24"/>
+                <w14:ligatures w14:val="none"/>
+              </w:rPr>
+              <w:t>StrictHostKeyChecking</w:t>
+            </w:r>
+            <w:proofErr w:type="spellEnd"/>
+            <w:r>
+              <w:rPr>
+                <w:rFonts w:eastAsia="Times New Roman" w:cstheme="minorHAnsi"/>
+                <w:kern w:val="0"/>
+                <w:sz w:val="24"/>
+                <w:szCs w:val="24"/>
+                <w14:ligatures w14:val="none"/>
+              </w:rPr>
+              <w:t>=no $SERVER_USER@$SERVER_IP "docker container rm -f message-processor || true"</w:t>
             </w:r>
           </w:p>
           <w:p>
@@ -5507,7 +6752,95 @@
                 <w:szCs w:val="24"/>
                 <w14:ligatures w14:val="none"/>
               </w:rPr>
-              <w:t xml:space="preserve">    - ssh -i /tmp/id_rsa.pem -o StrictHostKeyChecking=no $SERVER_USER@$SERVER_IP "docker run -d --name message-processor $TAG_COMMIT"</w:t>
+              <w:t xml:space="preserve">    - ssh -</w:t>
+            </w:r>
+            <w:proofErr w:type="spellStart"/>
+            <w:r>
+              <w:rPr>
+                <w:rFonts w:eastAsia="Times New Roman" w:cstheme="minorHAnsi"/>
+                <w:kern w:val="0"/>
+                <w:sz w:val="24"/>
+                <w:szCs w:val="24"/>
+                <w14:ligatures w14:val="none"/>
+              </w:rPr>
+              <w:t>i</w:t>
+            </w:r>
+            <w:proofErr w:type="spellEnd"/>
+            <w:r>
+              <w:rPr>
+                <w:rFonts w:eastAsia="Times New Roman" w:cstheme="minorHAnsi"/>
+                <w:kern w:val="0"/>
+                <w:sz w:val="24"/>
+                <w:szCs w:val="24"/>
+                <w14:ligatures w14:val="none"/>
+              </w:rPr>
+              <w:t xml:space="preserve"> /</w:t>
+            </w:r>
+            <w:proofErr w:type="spellStart"/>
+            <w:r>
+              <w:rPr>
+                <w:rFonts w:eastAsia="Times New Roman" w:cstheme="minorHAnsi"/>
+                <w:kern w:val="0"/>
+                <w:sz w:val="24"/>
+                <w:szCs w:val="24"/>
+                <w14:ligatures w14:val="none"/>
+              </w:rPr>
+              <w:t>tmp</w:t>
+            </w:r>
+            <w:proofErr w:type="spellEnd"/>
+            <w:r>
+              <w:rPr>
+                <w:rFonts w:eastAsia="Times New Roman" w:cstheme="minorHAnsi"/>
+                <w:kern w:val="0"/>
+                <w:sz w:val="24"/>
+                <w:szCs w:val="24"/>
+                <w14:ligatures w14:val="none"/>
+              </w:rPr>
+              <w:t>/</w:t>
+            </w:r>
+            <w:proofErr w:type="spellStart"/>
+            <w:r>
+              <w:rPr>
+                <w:rFonts w:eastAsia="Times New Roman" w:cstheme="minorHAnsi"/>
+                <w:kern w:val="0"/>
+                <w:sz w:val="24"/>
+                <w:szCs w:val="24"/>
+                <w14:ligatures w14:val="none"/>
+              </w:rPr>
+              <w:t>id_rsa.pem</w:t>
+            </w:r>
+            <w:proofErr w:type="spellEnd"/>
+            <w:r>
+              <w:rPr>
+                <w:rFonts w:eastAsia="Times New Roman" w:cstheme="minorHAnsi"/>
+                <w:kern w:val="0"/>
+                <w:sz w:val="24"/>
+                <w:szCs w:val="24"/>
+                <w14:ligatures w14:val="none"/>
+              </w:rPr>
+              <w:t xml:space="preserve"> -o </w:t>
+            </w:r>
+            <w:proofErr w:type="spellStart"/>
+            <w:r>
+              <w:rPr>
+                <w:rFonts w:eastAsia="Times New Roman" w:cstheme="minorHAnsi"/>
+                <w:kern w:val="0"/>
+                <w:sz w:val="24"/>
+                <w:szCs w:val="24"/>
+                <w14:ligatures w14:val="none"/>
+              </w:rPr>
+              <w:t>StrictHostKeyChecking</w:t>
+            </w:r>
+            <w:proofErr w:type="spellEnd"/>
+            <w:r>
+              <w:rPr>
+                <w:rFonts w:eastAsia="Times New Roman" w:cstheme="minorHAnsi"/>
+                <w:kern w:val="0"/>
+                <w:sz w:val="24"/>
+                <w:szCs w:val="24"/>
+                <w14:ligatures w14:val="none"/>
+              </w:rPr>
+              <w:t>=no $SERVER_USER@$SERVER_IP "docker run -d --name message-processor $TAG_COMMIT"</w:t>
             </w:r>
           </w:p>
           <w:p>
@@ -5733,6 +7066,7 @@
               </w:rPr>
               <w:t>: Builds the Docker image based on the </w:t>
             </w:r>
+            <w:proofErr w:type="spellStart"/>
             <w:r>
               <w:rPr>
                 <w:rFonts w:eastAsia="Times New Roman" w:cstheme="minorHAnsi"/>
@@ -5745,6 +7079,7 @@
               </w:rPr>
               <w:t>Dockerfile</w:t>
             </w:r>
+            <w:proofErr w:type="spellEnd"/>
             <w:r>
               <w:rPr>
                 <w:rFonts w:eastAsia="Times New Roman" w:cstheme="minorHAnsi"/>
@@ -6246,8 +7581,22 @@
                 <w:shd w:val="clear" w:color="auto" w:fill="E3E8F4"/>
                 <w14:ligatures w14:val="none"/>
               </w:rPr>
-              <w:t>-i</w:t>
-            </w:r>
+              <w:t>-</w:t>
+            </w:r>
+            <w:proofErr w:type="spellStart"/>
+            <w:r>
+              <w:rPr>
+                <w:rFonts w:eastAsia="Times New Roman" w:cstheme="minorHAnsi"/>
+                <w:color w:val="24335A"/>
+                <w:kern w:val="0"/>
+                <w:sz w:val="24"/>
+                <w:szCs w:val="24"/>
+                <w:shd w:val="clear" w:color="auto" w:fill="E3E8F4"/>
+                <w14:ligatures w14:val="none"/>
+              </w:rPr>
+              <w:t>i</w:t>
+            </w:r>
+            <w:proofErr w:type="spellEnd"/>
             <w:r>
               <w:rPr>
                 <w:rFonts w:eastAsia="Times New Roman" w:cstheme="minorHAnsi"/>
@@ -6332,18 +7681,68 @@
                 <w:shd w:val="clear" w:color="auto" w:fill="E3E8F4"/>
                 <w14:ligatures w14:val="none"/>
               </w:rPr>
-              <w:t>-o StrictHostKeyChecking=no</w:t>
-            </w:r>
-            <w:r>
-              <w:rPr>
-                <w:rFonts w:eastAsia="Times New Roman" w:cstheme="minorHAnsi"/>
-                <w:color w:val="4D5B7C"/>
-                <w:kern w:val="0"/>
-                <w:sz w:val="24"/>
-                <w:szCs w:val="24"/>
-                <w14:ligatures w14:val="none"/>
-              </w:rPr>
-              <w:t> makes sure to bypass the question, whether or not you trust the remote host. This question can not be answered in a non-interactive context such as the pipeline.</w:t>
+              <w:t xml:space="preserve">-o </w:t>
+            </w:r>
+            <w:proofErr w:type="spellStart"/>
+            <w:r>
+              <w:rPr>
+                <w:rFonts w:eastAsia="Times New Roman" w:cstheme="minorHAnsi"/>
+                <w:color w:val="24335A"/>
+                <w:kern w:val="0"/>
+                <w:sz w:val="24"/>
+                <w:szCs w:val="24"/>
+                <w:shd w:val="clear" w:color="auto" w:fill="E3E8F4"/>
+                <w14:ligatures w14:val="none"/>
+              </w:rPr>
+              <w:t>StrictHostKeyChecking</w:t>
+            </w:r>
+            <w:proofErr w:type="spellEnd"/>
+            <w:r>
+              <w:rPr>
+                <w:rFonts w:eastAsia="Times New Roman" w:cstheme="minorHAnsi"/>
+                <w:color w:val="24335A"/>
+                <w:kern w:val="0"/>
+                <w:sz w:val="24"/>
+                <w:szCs w:val="24"/>
+                <w:shd w:val="clear" w:color="auto" w:fill="E3E8F4"/>
+                <w14:ligatures w14:val="none"/>
+              </w:rPr>
+              <w:t>=no</w:t>
+            </w:r>
+            <w:r>
+              <w:rPr>
+                <w:rFonts w:eastAsia="Times New Roman" w:cstheme="minorHAnsi"/>
+                <w:color w:val="4D5B7C"/>
+                <w:kern w:val="0"/>
+                <w:sz w:val="24"/>
+                <w:szCs w:val="24"/>
+                <w14:ligatures w14:val="none"/>
+              </w:rPr>
+              <w:t xml:space="preserve"> makes sure to bypass the question, whether or not you trust the remote host. This question </w:t>
+            </w:r>
+            <w:proofErr w:type="spellStart"/>
+            <w:r>
+              <w:rPr>
+                <w:rFonts w:eastAsia="Times New Roman" w:cstheme="minorHAnsi"/>
+                <w:color w:val="4D5B7C"/>
+                <w:kern w:val="0"/>
+                <w:sz w:val="24"/>
+                <w:szCs w:val="24"/>
+                <w14:ligatures w14:val="none"/>
+              </w:rPr>
+              <w:t>can not</w:t>
+            </w:r>
+            <w:proofErr w:type="spellEnd"/>
+            <w:r>
+              <w:rPr>
+                <w:rFonts w:eastAsia="Times New Roman" w:cstheme="minorHAnsi"/>
+                <w:color w:val="4D5B7C"/>
+                <w:kern w:val="0"/>
+                <w:sz w:val="24"/>
+                <w:szCs w:val="24"/>
+                <w14:ligatures w14:val="none"/>
+              </w:rPr>
+              <w:t xml:space="preserve"> be answered in a non-interactive context such as the pipeline.</w:t>
             </w:r>
           </w:p>
           <w:p>
@@ -6596,15 +7995,9 @@
                 <w:szCs w:val="24"/>
                 <w:shd w:val="clear" w:color="auto" w:fill="E3E8F4"/>
               </w:rPr>
-              <w:t>.gitlab-ci.yml</w:t>
-            </w:r>
-            <w:r>
-              <w:rPr>
-                <w:rFonts w:asciiTheme="minorHAnsi" w:hAnsiTheme="minorHAnsi" w:cstheme="minorHAnsi"/>
-                <w:color w:val="4D5B7C"/>
-              </w:rPr>
-              <w:t> file is pushed to the repository, GitLab will automatically detect it and start a CI/CD pipeline. At the time you created the </w:t>
-            </w:r>
+              <w:t>.</w:t>
+            </w:r>
+            <w:proofErr w:type="spellStart"/>
             <w:r>
               <w:rPr>
                 <w:rStyle w:val="HTMLCode"/>
@@ -6614,8 +8007,40 @@
                 <w:szCs w:val="24"/>
                 <w:shd w:val="clear" w:color="auto" w:fill="E3E8F4"/>
               </w:rPr>
-              <w:t>.gitlab-ci.yml</w:t>
-            </w:r>
+              <w:t>gitlab-ci.yml</w:t>
+            </w:r>
+            <w:proofErr w:type="spellEnd"/>
+            <w:r>
+              <w:rPr>
+                <w:rFonts w:asciiTheme="minorHAnsi" w:hAnsiTheme="minorHAnsi" w:cstheme="minorHAnsi"/>
+                <w:color w:val="4D5B7C"/>
+              </w:rPr>
+              <w:t> file is pushed to the repository, GitLab will automatically detect it and start a CI/CD pipeline. At the time you created the </w:t>
+            </w:r>
+            <w:r>
+              <w:rPr>
+                <w:rStyle w:val="HTMLCode"/>
+                <w:rFonts w:asciiTheme="minorHAnsi" w:hAnsiTheme="minorHAnsi" w:cstheme="minorHAnsi"/>
+                <w:color w:val="24335A"/>
+                <w:sz w:val="24"/>
+                <w:szCs w:val="24"/>
+                <w:shd w:val="clear" w:color="auto" w:fill="E3E8F4"/>
+              </w:rPr>
+              <w:t>.</w:t>
+            </w:r>
+            <w:proofErr w:type="spellStart"/>
+            <w:r>
+              <w:rPr>
+                <w:rStyle w:val="HTMLCode"/>
+                <w:rFonts w:asciiTheme="minorHAnsi" w:hAnsiTheme="minorHAnsi" w:cstheme="minorHAnsi"/>
+                <w:color w:val="24335A"/>
+                <w:sz w:val="24"/>
+                <w:szCs w:val="24"/>
+                <w:shd w:val="clear" w:color="auto" w:fill="E3E8F4"/>
+              </w:rPr>
+              <w:t>gitlab-ci.yml</w:t>
+            </w:r>
+            <w:proofErr w:type="spellEnd"/>
             <w:r>
               <w:rPr>
                 <w:rFonts w:asciiTheme="minorHAnsi" w:hAnsiTheme="minorHAnsi" w:cstheme="minorHAnsi"/>
@@ -6722,6 +8147,7 @@
                 <w:rFonts w:asciiTheme="minorHAnsi" w:hAnsiTheme="minorHAnsi" w:cstheme="minorHAnsi"/>
                 <w:noProof/>
               </w:rPr>
+              <w:lastRenderedPageBreak/>
               <w:drawing>
                 <wp:inline distT="0" distB="0" distL="0" distR="0" wp14:anchorId="3D23B319" wp14:editId="48B5515A">
                   <wp:extent cx="5861050" cy="792972"/>
@@ -6936,7 +8362,6 @@
                 <w:rFonts w:asciiTheme="minorHAnsi" w:hAnsiTheme="minorHAnsi" w:cstheme="minorHAnsi"/>
                 <w:color w:val="4D5B7C"/>
               </w:rPr>
-              <w:lastRenderedPageBreak/>
               <w:t>Next click the </w:t>
             </w:r>
             <w:r>
@@ -7053,7 +8478,6 @@
                 <w:rFonts w:asciiTheme="minorHAnsi" w:hAnsiTheme="minorHAnsi" w:cstheme="minorHAnsi"/>
                 <w:color w:val="4D5B7C"/>
               </w:rPr>
-              <w:lastRenderedPageBreak/>
               <w:t xml:space="preserve">Inally we want to check the deployed container on </w:t>
             </w:r>
             <w:r>
@@ -7096,8 +8520,17 @@
                 <w:rFonts w:asciiTheme="minorHAnsi" w:hAnsiTheme="minorHAnsi" w:cstheme="minorHAnsi"/>
                 <w:color w:val="4D5B7C"/>
               </w:rPr>
-              <w:t>ssh sammy@your_server_IP</w:t>
-            </w:r>
+              <w:t xml:space="preserve">ssh </w:t>
+            </w:r>
+            <w:proofErr w:type="spellStart"/>
+            <w:r>
+              <w:rPr>
+                <w:rFonts w:asciiTheme="minorHAnsi" w:hAnsiTheme="minorHAnsi" w:cstheme="minorHAnsi"/>
+                <w:color w:val="4D5B7C"/>
+              </w:rPr>
+              <w:t>sammy@your_server_IP</w:t>
+            </w:r>
+            <w:proofErr w:type="spellEnd"/>
           </w:p>
           <w:p>
             <w:pPr>
@@ -7307,8 +8740,22 @@
                 <w:shd w:val="clear" w:color="auto" w:fill="E3E8F4"/>
                 <w14:ligatures w14:val="none"/>
               </w:rPr>
-              <w:t>.gitlab-ci.yml</w:t>
-            </w:r>
+              <w:t>.</w:t>
+            </w:r>
+            <w:proofErr w:type="spellStart"/>
+            <w:r>
+              <w:rPr>
+                <w:rFonts w:eastAsia="Times New Roman" w:cstheme="minorHAnsi"/>
+                <w:color w:val="24335A"/>
+                <w:kern w:val="0"/>
+                <w:sz w:val="24"/>
+                <w:szCs w:val="24"/>
+                <w:shd w:val="clear" w:color="auto" w:fill="E3E8F4"/>
+                <w14:ligatures w14:val="none"/>
+              </w:rPr>
+              <w:t>gitlab-ci.yml</w:t>
+            </w:r>
+            <w:proofErr w:type="spellEnd"/>
             <w:r>
               <w:rPr>
                 <w:rFonts w:eastAsia="Times New Roman" w:cstheme="minorHAnsi"/>
@@ -7345,6 +8792,7 @@
                 <w:szCs w:val="24"/>
                 <w14:ligatures w14:val="none"/>
               </w:rPr>
+              <w:lastRenderedPageBreak/>
               <w:t>Build the Docker image.</w:t>
             </w:r>
           </w:p>
